--- a/libro/docx/01_torre_de_babel.docx
+++ b/libro/docx/01_torre_de_babel.docx
@@ -25,7 +25,7 @@
           <w:i w:val="0"/>
           <w:u w:val="none"/>
         </w:rPr>
-        <w:t>Son las dos de la mañana. Un médico de guardia recibe a una mujer de cuarenta y dos años con dolor torácico. La paciente está consciente, asustada, sudorosa. El médico necesita saber tres cosas, rápido: qué medicamentos toma, qué alergias tiene, si ha tenido antes algo parecido. Saca la tableta del consultorio, busca su nombre y encuentra una ficha de tres líneas: la atendieron una vez por una bronquitis hace cuatro años. Nada más.</w:t>
+        <w:t xml:space="preserve">Para entender la magnitud del problema arquitectónico que enfrentamos hoy en la industria de los datos, no necesitamos mirar un servidor corporativo; basta con mirar una sala de emergencias a las dos de la mañana. </w:t>
       </w:r>
     </w:p>
     <w:p>
@@ -35,7 +35,7 @@
           <w:i w:val="0"/>
           <w:u w:val="none"/>
         </w:rPr>
-        <w:t>Pero la paciente sí tiene historia. Tiene una endocrinóloga privada que la sigue desde hace siete años; tiene un cardiólogo al que vio dos veces el año pasado en otra ciudad; en algún punto pasó por una emergencia parecida y le hicieron un electrocardiograma. Hay datos. Lo que no hay es una manera de traerlos a esa pantalla, en esa sala, a esa hora.</w:t>
+        <w:t>Un médico de guardia recibe a una paciente de cuarenta y dos años que ingresa con un dolor torácico agudo. Está consciente, pero experimenta sudoración fría y dificultad para respirar. En esos minutos críticos, el médico necesita acceder a tres piezas de información para tomar una decisión de vida o muerte: qué medicación de uso diario consume, si tiene alergias documentadas y si existe un historial reciente de episodios similares. Sin embargo, al introducir el nombre de la paciente en el sistema del hospital, la pantalla solo devuelve una ficha de tres líneas indicando que fue atendida por una bronquitis hace cuatro años.</w:t>
       </w:r>
     </w:p>
     <w:p>
@@ -45,23 +45,27 @@
           <w:i w:val="0"/>
           <w:u w:val="none"/>
         </w:rPr>
-        <w:t xml:space="preserve">¿Por qué? No por mala voluntad. Cada uno de esos sistemas guarda la información, la guarda con cuidado, y técnicamente está dispuesto a compartirla. El problema es que cada uno la guarda </w:t>
+        <w:t xml:space="preserve">La información vital que el médico busca no es un misterio; de hecho, está perfectamente documentada. Esta paciente tiene una endocrinóloga privada que gestiona su historial desde hace siete años; fue evaluada por un cardiólogo en otra ciudad hace unos meses; y ya pasó por una emergencia similar donde le realizaron un electrocardiograma completo. Los datos existen, están almacenados en discos duros, y ninguna de estas clínicas tiene la intención de ocultarlos. </w:t>
       </w:r>
-      <w:r>
-        <w:rPr>
-          <w:b w:val="0"/>
-          <w:i/>
-          <w:u w:val="none"/>
-        </w:rPr>
-        <w:t>a su manera</w:t>
-      </w:r>
+    </w:p>
+    <w:p>
       <w:r>
         <w:rPr>
           <w:b w:val="0"/>
           <w:i w:val="0"/>
           <w:u w:val="none"/>
         </w:rPr>
-        <w:t xml:space="preserve">. Lo que la endocrinóloga llama </w:t>
+        <w:t xml:space="preserve">El problema es puramente estructural: los datos están atrapados en esquemas incompatibles. </w:t>
+      </w:r>
+    </w:p>
+    <w:p>
+      <w:r>
+        <w:rPr>
+          <w:b w:val="0"/>
+          <w:i w:val="0"/>
+          <w:u w:val="none"/>
+        </w:rPr>
+        <w:t xml:space="preserve">La endocrinóloga utiliza un software que guarda el diagnóstico bajo la variable </w:t>
       </w:r>
       <w:r>
         <w:rPr>
@@ -79,7 +83,7 @@
           <w:i w:val="0"/>
           <w:u w:val="none"/>
         </w:rPr>
-        <w:t xml:space="preserve"> el sistema del cardiólogo lo llama </w:t>
+        <w:t xml:space="preserve">. El sistema del cardiólogo, desarrollado por otra empresa, lo registra como </w:t>
       </w:r>
       <w:r>
         <w:rPr>
@@ -97,7 +101,7 @@
           <w:i w:val="0"/>
           <w:u w:val="none"/>
         </w:rPr>
-        <w:t xml:space="preserve">; lo que en una clínica es </w:t>
+        <w:t xml:space="preserve">. Cuando miramos los medicamentos, la primera clínica utiliza una estructura plana llamada </w:t>
       </w:r>
       <w:r>
         <w:rPr>
@@ -115,7 +119,7 @@
           <w:i w:val="0"/>
           <w:u w:val="none"/>
         </w:rPr>
-        <w:t xml:space="preserve"> con campos </w:t>
+        <w:t xml:space="preserve"> separando </w:t>
       </w:r>
       <w:r>
         <w:rPr>
@@ -151,7 +155,7 @@
           <w:i w:val="0"/>
           <w:u w:val="none"/>
         </w:rPr>
-        <w:t xml:space="preserve">, </w:t>
+        <w:t xml:space="preserve"> y </w:t>
       </w:r>
       <w:r>
         <w:rPr>
@@ -169,7 +173,7 @@
           <w:i w:val="0"/>
           <w:u w:val="none"/>
         </w:rPr>
-        <w:t xml:space="preserve"> en otra es una tabla </w:t>
+        <w:t xml:space="preserve">. La segunda clínica, en cambio, diseñó una base de datos relacional con una tabla de </w:t>
       </w:r>
       <w:r>
         <w:rPr>
@@ -187,7 +191,7 @@
           <w:i w:val="0"/>
           <w:u w:val="none"/>
         </w:rPr>
-        <w:t xml:space="preserve"> con </w:t>
+        <w:t xml:space="preserve"> que requiere un identificador numérico (</w:t>
       </w:r>
       <w:r>
         <w:rPr>
@@ -205,7 +209,7 @@
           <w:i w:val="0"/>
           <w:u w:val="none"/>
         </w:rPr>
-        <w:t xml:space="preserve">, </w:t>
+        <w:t>), los miligramos por toma (</w:t>
       </w:r>
       <w:r>
         <w:rPr>
@@ -223,7 +227,7 @@
           <w:i w:val="0"/>
           <w:u w:val="none"/>
         </w:rPr>
-        <w:t xml:space="preserve">, </w:t>
+        <w:t>) y las tomas diarias (</w:t>
       </w:r>
       <w:r>
         <w:rPr>
@@ -241,7 +245,7 @@
           <w:i w:val="0"/>
           <w:u w:val="none"/>
         </w:rPr>
-        <w:t>. Conectar las dos bases no es difícil: es laborioso. Hay que escribir un puente, traducir campo por campo, manejar las excepciones. Y cuando alguna de las dos cambie de versión, el puente se rompe.</w:t>
+        <w:t>).</w:t>
       </w:r>
     </w:p>
     <w:p>
@@ -251,7 +255,33 @@
           <w:i w:val="0"/>
           <w:u w:val="none"/>
         </w:rPr>
-        <w:t>Multiplica eso por cuatro proveedores, treinta versiones de software, una década de historia clínica, y la situación deja de ser un problema técnico para volverse un problema estructural. La información existe. Nadie puede usarla.</w:t>
+        <w:t xml:space="preserve">Si eres ingeniero de software o analista de datos, sabes que conectar estas dos bases de datos no es ciencia ficción. Es posible, pero es un trabajo artesanal, costoso y sumamente frágil. Tienes que programar un puente de código (un </w:t>
+      </w:r>
+      <w:r>
+        <w:rPr>
+          <w:b w:val="0"/>
+          <w:i/>
+          <w:u w:val="none"/>
+        </w:rPr>
+        <w:t>middleware</w:t>
+      </w:r>
+      <w:r>
+        <w:rPr>
+          <w:b w:val="0"/>
+          <w:i w:val="0"/>
+          <w:u w:val="none"/>
+        </w:rPr>
+        <w:t xml:space="preserve">), mapear manualmente qué columna equivale a qué columna, y escribir excepciones para cada formato de fecha o número. Y lo peor de esta solución parche es su caducidad: el día en que la clínica actualice su sistema y cambie un solo nombre en su base de datos, tu puente de código colapsará silenciosamente. </w:t>
+      </w:r>
+    </w:p>
+    <w:p>
+      <w:r>
+        <w:rPr>
+          <w:b w:val="0"/>
+          <w:i w:val="0"/>
+          <w:u w:val="none"/>
+        </w:rPr>
+        <w:t>Multiplica este pequeño esfuerzo técnico por miles de hospitales, decenas de proveedores de software y décadas de historiales clínicos. La integración de datos deja de ser un reto técnico y se revela como un problema de diseño a nivel mundial. La información existe, pero matemáticamente no podemos razonar con ella.</w:t>
       </w:r>
     </w:p>
     <w:p>
@@ -269,7 +299,7 @@
           <w:i w:val="0"/>
           <w:u w:val="none"/>
         </w:rPr>
-        <w:t xml:space="preserve">Veamos algo más concreto. Un mismo hecho del mundo — </w:t>
+        <w:t xml:space="preserve">Para visualizar exactamente qué ocurre dentro de las bases de datos cuando ocurre un evento, analicemos algo mucho más cotidiano: </w:t>
       </w:r>
       <w:r>
         <w:rPr>
@@ -277,7 +307,7 @@
           <w:i/>
           <w:u w:val="none"/>
         </w:rPr>
-        <w:t>una persona compra un producto en una tienda</w:t>
+        <w:t>el instante exacto en que una persona compra una camiseta en una tienda física</w:t>
       </w:r>
       <w:r>
         <w:rPr>
@@ -285,7 +315,7 @@
           <w:i w:val="0"/>
           <w:u w:val="none"/>
         </w:rPr>
-        <w:t xml:space="preserve"> — puede aparecer en cuatro sistemas distintos descrito de cuatro maneras diferentes.</w:t>
+        <w:t xml:space="preserve">. </w:t>
       </w:r>
     </w:p>
     <w:p>
@@ -295,7 +325,33 @@
           <w:i w:val="0"/>
           <w:u w:val="none"/>
         </w:rPr>
-        <w:t>En un sistema de punto de venta, ese hecho vive así:</w:t>
+        <w:t>Es un único hecho en la realidad. Sin embargo, si nos asomamos a los servidores de la empresa que vende la camiseta, descubriremos que sus distintos departamentos registran ese mismo segundo en el tiempo utilizando cuatro lenguajes radicalmente distintos:</w:t>
+      </w:r>
+    </w:p>
+    <w:p>
+      <w:r>
+        <w:rPr>
+          <w:b w:val="0"/>
+          <w:i w:val="0"/>
+          <w:u w:val="none"/>
+        </w:rPr>
+        <w:t xml:space="preserve">En el sistema del </w:t>
+      </w:r>
+      <w:r>
+        <w:rPr>
+          <w:b/>
+          <w:i w:val="0"/>
+          <w:u w:val="none"/>
+        </w:rPr>
+        <w:t>punto de venta (la caja registradora)</w:t>
+      </w:r>
+      <w:r>
+        <w:rPr>
+          <w:b w:val="0"/>
+          <w:i w:val="0"/>
+          <w:u w:val="none"/>
+        </w:rPr>
+        <w:t>, la prioridad es registrar la transacción comercial y los actores involucrados. Por eso, el hecho se guarda como una fila en una base de datos relacional:</w:t>
       </w:r>
     </w:p>
     <w:p>
@@ -341,7 +397,23 @@
           <w:i w:val="0"/>
           <w:u w:val="none"/>
         </w:rPr>
-        <w:t>En un sistema contable, el mismo hecho aparece descompuesto en otra forma:</w:t>
+        <w:t xml:space="preserve">Para el sistema de </w:t>
+      </w:r>
+      <w:r>
+        <w:rPr>
+          <w:b/>
+          <w:i w:val="0"/>
+          <w:u w:val="none"/>
+        </w:rPr>
+        <w:t>contabilidad</w:t>
+      </w:r>
+      <w:r>
+        <w:rPr>
+          <w:b w:val="0"/>
+          <w:i w:val="0"/>
+          <w:u w:val="none"/>
+        </w:rPr>
+        <w:t>, la identidad del vendedor o el cliente es irrelevante. Su objetivo es mantener el equilibrio financiero de la empresa mediante el método de partida doble. Ese mismo evento se descompone así:</w:t>
       </w:r>
     </w:p>
     <w:p>
@@ -399,7 +471,23 @@
           <w:i w:val="0"/>
           <w:u w:val="none"/>
         </w:rPr>
-        <w:t>En un sistema de marketing, lo mismo se ve como:</w:t>
+        <w:t xml:space="preserve">Si saltamos al departamento de </w:t>
+      </w:r>
+      <w:r>
+        <w:rPr>
+          <w:b/>
+          <w:i w:val="0"/>
+          <w:u w:val="none"/>
+        </w:rPr>
+        <w:t>marketing</w:t>
+      </w:r>
+      <w:r>
+        <w:rPr>
+          <w:b w:val="0"/>
+          <w:i w:val="0"/>
+          <w:u w:val="none"/>
+        </w:rPr>
+        <w:t>, su obsesión es el comportamiento del usuario y el origen de la compra para medir el éxito de sus campañas. Ellos estructuran la información como un evento de rastreo:</w:t>
       </w:r>
     </w:p>
     <w:p>
@@ -411,7 +499,7 @@
           <w:rFonts w:ascii="Courier New" w:hAnsi="Courier New"/>
           <w:sz w:val="18"/>
         </w:rPr>
-        <w:t>event: purchase_completed</w:t>
+        <w:t>evento: compra_completada</w:t>
       </w:r>
     </w:p>
     <w:p>
@@ -423,7 +511,7 @@
           <w:rFonts w:ascii="Courier New" w:hAnsi="Courier New"/>
           <w:sz w:val="18"/>
         </w:rPr>
-        <w:t>user_id: u_1042</w:t>
+        <w:t>id_usuario: u_1042</w:t>
       </w:r>
     </w:p>
     <w:p>
@@ -435,7 +523,7 @@
           <w:rFonts w:ascii="Courier New" w:hAnsi="Courier New"/>
           <w:sz w:val="18"/>
         </w:rPr>
-        <w:t>product_sku: sku-88</w:t>
+        <w:t>sku_producto: sku-88</w:t>
       </w:r>
     </w:p>
     <w:p>
@@ -447,7 +535,7 @@
           <w:rFonts w:ascii="Courier New" w:hAnsi="Courier New"/>
           <w:sz w:val="18"/>
         </w:rPr>
-        <w:t>revenue: 49.90</w:t>
+        <w:t>ingresos: 49.90</w:t>
       </w:r>
     </w:p>
     <w:p>
@@ -459,7 +547,7 @@
           <w:rFonts w:ascii="Courier New" w:hAnsi="Courier New"/>
           <w:sz w:val="18"/>
         </w:rPr>
-        <w:t>channel: store_walk_in</w:t>
+        <w:t>canal: tienda_física</w:t>
       </w:r>
     </w:p>
     <w:p>
@@ -471,7 +559,7 @@
           <w:rFonts w:ascii="Courier New" w:hAnsi="Courier New"/>
           <w:sz w:val="18"/>
         </w:rPr>
-        <w:t>session_id: s_abcdef</w:t>
+        <w:t>id_sesión: s_abcdef</w:t>
       </w:r>
     </w:p>
     <w:p>
@@ -481,7 +569,23 @@
           <w:i w:val="0"/>
           <w:u w:val="none"/>
         </w:rPr>
-        <w:t>Y en un sistema de inventario, el mismo evento se reduce a:</w:t>
+        <w:t xml:space="preserve">Finalmente, para el sistema de </w:t>
+      </w:r>
+      <w:r>
+        <w:rPr>
+          <w:b/>
+          <w:i w:val="0"/>
+          <w:u w:val="none"/>
+        </w:rPr>
+        <w:t>inventario o almacén</w:t>
+      </w:r>
+      <w:r>
+        <w:rPr>
+          <w:b w:val="0"/>
+          <w:i w:val="0"/>
+          <w:u w:val="none"/>
+        </w:rPr>
+        <w:t>, lo único que importa es la logística: un objeto físico acaba de abandonar las instalaciones. El evento se reduce a un simple movimiento de existencias:</w:t>
       </w:r>
     </w:p>
     <w:p>
@@ -551,7 +655,7 @@
           <w:i w:val="0"/>
           <w:u w:val="none"/>
         </w:rPr>
-        <w:t>Cuatro vistas, cuatro vocabularios, cuatro estructuras. Cada uno tiene su lógica interna, cada uno es razonable dentro de su dominio. El problema es que no hay manera trivial de decir, mirando las cuatro filas, "esto es el mismo hecho". El sistema contable no sabe quién es el vendedor; el sistema de marketing no sabe que hubo un descuento de inventario; el punto de venta no sabe cómo se asienta el impuesto. Cada sistema vio una sombra del mismo evento y la registró en su propio idioma.</w:t>
+        <w:t>Observa la desconexión. Tenemos cuatro departamentos operando con cuatro estructuras diferentes. Cada esquema es perfecto y coherente para el equipo que lo diseñó. El problema surge cuando la dirección de la empresa pide un análisis global. Si le entregamos estas cuatro piezas de código a una computadora, el sistema no tiene ninguna forma obvia de saber que todas están hablando del mismo suceso. El sistema contable no sabe quién vendió la camisa; marketing no sabe de qué almacén salió; y la caja registradora no sabe cómo separar los impuestos. Cada software capturó solo la "sombra" del evento que le interesaba y la guardó en su dialecto privado.</w:t>
       </w:r>
     </w:p>
     <w:p>
@@ -612,7 +716,7 @@
           <w:i w:val="0"/>
           <w:u w:val="none"/>
         </w:rPr>
-        <w:t xml:space="preserve">Esa fragmentación es lo que llamamos, con un poco de drama bíblico pero con justicia, </w:t>
+        <w:t xml:space="preserve">A esta fragmentación masiva es a lo que en este libro llamaremos </w:t>
       </w:r>
       <w:r>
         <w:rPr>
@@ -628,7 +732,23 @@
           <w:i w:val="0"/>
           <w:u w:val="none"/>
         </w:rPr>
-        <w:t>. Cada dominio construye su propio idioma para hablar del mundo, y al hacerlo se aísla del resto.</w:t>
+        <w:t xml:space="preserve">. En la ciencia de datos, la palabra </w:t>
+      </w:r>
+      <w:r>
+        <w:rPr>
+          <w:b w:val="0"/>
+          <w:i/>
+          <w:u w:val="none"/>
+        </w:rPr>
+        <w:t>ontología</w:t>
+      </w:r>
+      <w:r>
+        <w:rPr>
+          <w:b w:val="0"/>
+          <w:i w:val="0"/>
+          <w:u w:val="none"/>
+        </w:rPr>
+        <w:t xml:space="preserve"> no es un concepto filosófico inalcanzable; es simplemente el catálogo oficial de conceptos que un sistema reconoce (como "cliente", "factura" o "producto") y las reglas lógicas que dictan cómo se conectan entre sí. El gran error de la industria tecnológica ha sido permitir que cada departamento, empresa y sector científico construya su propia ontología cerrada, aislándose sistemáticamente del resto del mundo.</w:t>
       </w:r>
     </w:p>
     <w:p>
@@ -646,7 +766,7 @@
           <w:i w:val="0"/>
           <w:u w:val="none"/>
         </w:rPr>
-        <w:t>Hay una pregunta obvia: si el problema es tan claro, ¿por qué no se ha resuelto en cincuenta años de informática profesional?</w:t>
+        <w:t>Si el problema de los silos de datos lleva décadas costando miles de millones de dólares en integraciones fallidas, la pregunta obligada es: ¿por qué los ingenieros no lo han resuelto aún?</w:t>
       </w:r>
     </w:p>
     <w:p>
@@ -656,7 +776,25 @@
           <w:i w:val="0"/>
           <w:u w:val="none"/>
         </w:rPr>
-        <w:t>La respuesta corta es que sí se ha intentado, muchas veces, y siempre con éxito parcial. La respuesta larga vale el resto del capítulo.</w:t>
+        <w:t>La realidad es que la industria sí lo ha intentado, y con herramientas brillantes. Históricamente, el esfuerzo por unificar los datos se ha canalizado a través de cuatro grandes estrategias. Entender por qué fracasaron en crear un idioma verdaderamente universal es clave para nuestro modelo:</w:t>
+      </w:r>
+    </w:p>
+    <w:p>
+      <w:r>
+        <w:rPr>
+          <w:b/>
+          <w:i w:val="0"/>
+          <w:u w:val="none"/>
+        </w:rPr>
+        <w:t>El primer camino: Las ontologías de dominio.</w:t>
+      </w:r>
+      <w:r>
+        <w:rPr>
+          <w:b w:val="0"/>
+          <w:i w:val="0"/>
+          <w:u w:val="none"/>
+        </w:rPr>
+        <w:t xml:space="preserve"> </w:t>
       </w:r>
     </w:p>
     <w:p>
@@ -666,7 +804,89 @@
           <w:i w:val="0"/>
           <w:u w:val="none"/>
         </w:rPr>
-        <w:t>Las tentativas han ido por cuatro caminos.</w:t>
+        <w:t xml:space="preserve">La estrategia aquí fue agrupar a los mayores expertos de una industria y pedirles que escribieran un diccionario perfecto y definitivo para su sector. Así nacieron estándares magníficos como CIDOC CRM </w:t>
+      </w:r>
+      <w:r>
+        <w:rPr>
+          <w:rFonts w:ascii="Courier New" w:hAnsi="Courier New"/>
+          <w:b w:val="0"/>
+          <w:i w:val="0"/>
+          <w:sz w:val="20"/>
+          <w:u w:val="none"/>
+        </w:rPr>
+        <w:t>[4]</w:t>
+      </w:r>
+      <w:r>
+        <w:rPr>
+          <w:b w:val="0"/>
+          <w:i w:val="0"/>
+          <w:u w:val="none"/>
+        </w:rPr>
+        <w:t xml:space="preserve"> para los museos, el Biolink Model </w:t>
+      </w:r>
+      <w:r>
+        <w:rPr>
+          <w:rFonts w:ascii="Courier New" w:hAnsi="Courier New"/>
+          <w:b w:val="0"/>
+          <w:i w:val="0"/>
+          <w:sz w:val="20"/>
+          <w:u w:val="none"/>
+        </w:rPr>
+        <w:t>[5]</w:t>
+      </w:r>
+      <w:r>
+        <w:rPr>
+          <w:b w:val="0"/>
+          <w:i w:val="0"/>
+          <w:u w:val="none"/>
+        </w:rPr>
+        <w:t xml:space="preserve"> para la genética, IFC </w:t>
+      </w:r>
+      <w:r>
+        <w:rPr>
+          <w:rFonts w:ascii="Courier New" w:hAnsi="Courier New"/>
+          <w:b w:val="0"/>
+          <w:i w:val="0"/>
+          <w:sz w:val="20"/>
+          <w:u w:val="none"/>
+        </w:rPr>
+        <w:t>[19]</w:t>
+      </w:r>
+      <w:r>
+        <w:rPr>
+          <w:b w:val="0"/>
+          <w:i w:val="0"/>
+          <w:u w:val="none"/>
+        </w:rPr>
+        <w:t xml:space="preserve"> para la arquitectura y XBRL </w:t>
+      </w:r>
+      <w:r>
+        <w:rPr>
+          <w:rFonts w:ascii="Courier New" w:hAnsi="Courier New"/>
+          <w:b w:val="0"/>
+          <w:i w:val="0"/>
+          <w:sz w:val="20"/>
+          <w:u w:val="none"/>
+        </w:rPr>
+        <w:t>[7]</w:t>
+      </w:r>
+      <w:r>
+        <w:rPr>
+          <w:b w:val="0"/>
+          <w:i w:val="0"/>
+          <w:u w:val="none"/>
+        </w:rPr>
+        <w:t xml:space="preserve"> para las finanzas. </w:t>
+      </w:r>
+    </w:p>
+    <w:p>
+      <w:r>
+        <w:rPr>
+          <w:b w:val="0"/>
+          <w:i w:val="0"/>
+          <w:u w:val="none"/>
+        </w:rPr>
+        <w:t>¿Por qué fallan? Porque resuelven la comunicación interna, pero construyen muros hacia el exterior. Una ontología diseñada para clasificar pinturas del Renacimiento no tiene el vocabulario para describir la estructura química de los pigmentos que la componen. Cuando dos ciencias se cruzan, las ontologías de dominio se vuelven lenguajes extranjeros entre sí.</w:t>
       </w:r>
     </w:p>
     <w:p>
@@ -676,7 +896,7 @@
           <w:i w:val="0"/>
           <w:u w:val="none"/>
         </w:rPr>
-        <w:t>El primero es la ontología de dominio.</w:t>
+        <w:t>El segundo camino: Los estándares de intercambio.</w:t>
       </w:r>
       <w:r>
         <w:rPr>
@@ -684,7 +904,81 @@
           <w:i w:val="0"/>
           <w:u w:val="none"/>
         </w:rPr>
-        <w:t xml:space="preserve"> Cada profesión define exhaustivamente su vocabulario. Para patrimonio cultural existe CIDOC CRM [4]; para biomedicina existe Biolink Model [5]; para arquitectura está IFC [19]; para finanzas, XBRL [7]. Estas ontologías son obras serias, fruto de años de discusión entre expertos, y dentro de su dominio funcionan. Pero entre dominios no se hablan. Una ontología de patrimonio no sabe nada de moléculas; una ontología biomédica no sabe nada de cuadros del siglo XVII. Y cuando dos dominios se tocan — un museo que estudia los pigmentos químicos de una pintura, un hospital que necesita registrar el contexto legal de un consentimiento — toca construir puentes a mano.</w:t>
+        <w:t xml:space="preserve"> </w:t>
+      </w:r>
+    </w:p>
+    <w:p>
+      <w:r>
+        <w:rPr>
+          <w:b w:val="0"/>
+          <w:i w:val="0"/>
+          <w:u w:val="none"/>
+        </w:rPr>
+        <w:t xml:space="preserve">En lugar de obligar a todos a organizar sus bases de datos de la misma manera, este enfoque propuso crear un "formato de envío" estándar. Es decir, cada hospital o banco guarda sus datos como quiera internamente, pero cuando necesiten enviarse un mensaje, deben traducirlo temporalmente a un formato común, como HL7 FHIR en salud </w:t>
+      </w:r>
+      <w:r>
+        <w:rPr>
+          <w:rFonts w:ascii="Courier New" w:hAnsi="Courier New"/>
+          <w:b w:val="0"/>
+          <w:i w:val="0"/>
+          <w:sz w:val="20"/>
+          <w:u w:val="none"/>
+        </w:rPr>
+        <w:t>[6]</w:t>
+      </w:r>
+      <w:r>
+        <w:rPr>
+          <w:b w:val="0"/>
+          <w:i w:val="0"/>
+          <w:u w:val="none"/>
+        </w:rPr>
+        <w:t xml:space="preserve">, EDI en comercio </w:t>
+      </w:r>
+      <w:r>
+        <w:rPr>
+          <w:rFonts w:ascii="Courier New" w:hAnsi="Courier New"/>
+          <w:b w:val="0"/>
+          <w:i w:val="0"/>
+          <w:sz w:val="20"/>
+          <w:u w:val="none"/>
+        </w:rPr>
+        <w:t>[20]</w:t>
+      </w:r>
+      <w:r>
+        <w:rPr>
+          <w:b w:val="0"/>
+          <w:i w:val="0"/>
+          <w:u w:val="none"/>
+        </w:rPr>
+        <w:t xml:space="preserve"> o ISO 20022 en la banca </w:t>
+      </w:r>
+      <w:r>
+        <w:rPr>
+          <w:rFonts w:ascii="Courier New" w:hAnsi="Courier New"/>
+          <w:b w:val="0"/>
+          <w:i w:val="0"/>
+          <w:sz w:val="20"/>
+          <w:u w:val="none"/>
+        </w:rPr>
+        <w:t>[21]</w:t>
+      </w:r>
+      <w:r>
+        <w:rPr>
+          <w:b w:val="0"/>
+          <w:i w:val="0"/>
+          <w:u w:val="none"/>
+        </w:rPr>
+        <w:t>.</w:t>
+      </w:r>
+    </w:p>
+    <w:p>
+      <w:r>
+        <w:rPr>
+          <w:b w:val="0"/>
+          <w:i w:val="0"/>
+          <w:u w:val="none"/>
+        </w:rPr>
+        <w:t>¿Por qué fallan? Porque funcionan como un traductor automático que se usa solo para el transporte. Una vez que el sistema receptor recibe el paquete de datos, debe desarmarlo y traducirlo de nuevo a su complejo esquema interno para poder buscar o analizar la información. No hay unificación real, solo un servicio de mensajería estandarizado.</w:t>
       </w:r>
     </w:p>
     <w:p>
@@ -694,7 +988,7 @@
           <w:i w:val="0"/>
           <w:u w:val="none"/>
         </w:rPr>
-        <w:t>El segundo camino es el estándar de intercambio.</w:t>
+        <w:t>El tercer camino: Los grafos abiertos.</w:t>
       </w:r>
       <w:r>
         <w:rPr>
@@ -702,41 +996,17 @@
           <w:i w:val="0"/>
           <w:u w:val="none"/>
         </w:rPr>
-        <w:t xml:space="preserve"> No definir cada cosa, sino acordar un formato común para mover información entre sistemas. HL7 FHIR en salud [6], EDI en comercio [20], ISO 20022 en finanzas [21]. Estos estándares hacen que dos sistemas distintos puedan al menos </w:t>
+        <w:t xml:space="preserve"> </w:t>
       </w:r>
-      <w:r>
-        <w:rPr>
-          <w:b w:val="0"/>
-          <w:i/>
-          <w:u w:val="none"/>
-        </w:rPr>
-        <w:t>transmitirse</w:t>
-      </w:r>
+    </w:p>
+    <w:p>
       <w:r>
         <w:rPr>
           <w:b w:val="0"/>
           <w:i w:val="0"/>
           <w:u w:val="none"/>
         </w:rPr>
-        <w:t xml:space="preserve"> información sin perderla. Pero no resuelven la pregunta de fondo: cada sistema interno sigue guardando los datos a su manera, y el estándar de intercambio funciona como un esperanto técnico que todos hablan apenas lo suficiente para no chocar. Cuando hace falta razonar sobre la información — combinarla, consultarla, agregarla — cada sistema vuelve a su idioma materno.</w:t>
-      </w:r>
-    </w:p>
-    <w:p>
-      <w:r>
-        <w:rPr>
-          <w:b/>
-          <w:i w:val="0"/>
-          <w:u w:val="none"/>
-        </w:rPr>
-        <w:t>El tercer camino es el grafo abierto.</w:t>
-      </w:r>
-      <w:r>
-        <w:rPr>
-          <w:b w:val="0"/>
-          <w:i w:val="0"/>
-          <w:u w:val="none"/>
-        </w:rPr>
-        <w:t xml:space="preserve"> RDF [8], OWL [22], los knowledge graphs. La idea es elegante: dejar que cualquiera describa cualquier cosa con tripletas </w:t>
+        <w:t xml:space="preserve">Tecnologías como RDF </w:t>
       </w:r>
       <w:r>
         <w:rPr>
@@ -746,7 +1016,7 @@
           <w:sz w:val="20"/>
           <w:u w:val="none"/>
         </w:rPr>
-        <w:t>sujeto–predicado–objeto</w:t>
+        <w:t>[8]</w:t>
       </w:r>
       <w:r>
         <w:rPr>
@@ -754,7 +1024,25 @@
           <w:i w:val="0"/>
           <w:u w:val="none"/>
         </w:rPr>
-        <w:t xml:space="preserve">, y conectar todo en una red gigantesca. El problema es que el grafo abierto no resuelve la diversidad, la </w:t>
+        <w:t xml:space="preserve">, OWL </w:t>
+      </w:r>
+      <w:r>
+        <w:rPr>
+          <w:rFonts w:ascii="Courier New" w:hAnsi="Courier New"/>
+          <w:b w:val="0"/>
+          <w:i w:val="0"/>
+          <w:sz w:val="20"/>
+          <w:u w:val="none"/>
+        </w:rPr>
+        <w:t>[22]</w:t>
+      </w:r>
+      <w:r>
+        <w:rPr>
+          <w:b w:val="0"/>
+          <w:i w:val="0"/>
+          <w:u w:val="none"/>
+        </w:rPr>
+        <w:t xml:space="preserve"> y los </w:t>
       </w:r>
       <w:r>
         <w:rPr>
@@ -762,7 +1050,7 @@
           <w:i/>
           <w:u w:val="none"/>
         </w:rPr>
-        <w:t>absorbe</w:t>
+        <w:t>knowledge graphs</w:t>
       </w:r>
       <w:r>
         <w:rPr>
@@ -770,7 +1058,51 @@
           <w:i w:val="0"/>
           <w:u w:val="none"/>
         </w:rPr>
-        <w:t xml:space="preserve">. Cualquiera puede inventar un predicado nuevo; cualquiera puede llamar </w:t>
+        <w:t xml:space="preserve"> propusieron una idea revolucionaria: destruir las tablas rígidas y representar toda la información mundial como frases simples de tres partes (</w:t>
+      </w:r>
+      <w:r>
+        <w:rPr>
+          <w:b w:val="0"/>
+          <w:i/>
+          <w:u w:val="none"/>
+        </w:rPr>
+        <w:t>sujeto - relación - objeto</w:t>
+      </w:r>
+      <w:r>
+        <w:rPr>
+          <w:b w:val="0"/>
+          <w:i w:val="0"/>
+          <w:u w:val="none"/>
+        </w:rPr>
+        <w:t>). Por ejemplo: "Ana - trabaja_en - Empresa X". La idea era tener una pizarra infinita donde cualquiera pudiera conectar cualquier dato.</w:t>
+      </w:r>
+    </w:p>
+    <w:p>
+      <w:r>
+        <w:rPr>
+          <w:b w:val="0"/>
+          <w:i w:val="0"/>
+          <w:u w:val="none"/>
+        </w:rPr>
+        <w:t xml:space="preserve">¿Por qué fallan? Porque al dar libertad absoluta, la torre de Babel simplemente se mudó de lugar. En una pizarra libre, un programador de España usa la relación </w:t>
+      </w:r>
+      <w:r>
+        <w:rPr>
+          <w:rFonts w:ascii="Courier New" w:hAnsi="Courier New"/>
+          <w:b w:val="0"/>
+          <w:i w:val="0"/>
+          <w:sz w:val="20"/>
+          <w:u w:val="none"/>
+        </w:rPr>
+        <w:t>empleado_de</w:t>
+      </w:r>
+      <w:r>
+        <w:rPr>
+          <w:b w:val="0"/>
+          <w:i w:val="0"/>
+          <w:u w:val="none"/>
+        </w:rPr>
+        <w:t xml:space="preserve">, uno de EE.UU. usa </w:t>
       </w:r>
       <w:r>
         <w:rPr>
@@ -788,7 +1120,7 @@
           <w:i w:val="0"/>
           <w:u w:val="none"/>
         </w:rPr>
-        <w:t xml:space="preserve"> a lo que otro llama </w:t>
+        <w:t xml:space="preserve">, y otro usa </w:t>
       </w:r>
       <w:r>
         <w:rPr>
@@ -798,7 +1130,7 @@
           <w:sz w:val="20"/>
           <w:u w:val="none"/>
         </w:rPr>
-        <w:t>empleado_de</w:t>
+        <w:t>colabora_con</w:t>
       </w:r>
       <w:r>
         <w:rPr>
@@ -806,23 +1138,7 @@
           <w:i w:val="0"/>
           <w:u w:val="none"/>
         </w:rPr>
-        <w:t xml:space="preserve">. La libertad de invención es total. La consecuencia es que, en la práctica, los grafos abiertos terminan necesitando — adivinaste — </w:t>
-      </w:r>
-      <w:r>
-        <w:rPr>
-          <w:b w:val="0"/>
-          <w:i/>
-          <w:u w:val="none"/>
-        </w:rPr>
-        <w:t>ontologías</w:t>
-      </w:r>
-      <w:r>
-        <w:rPr>
-          <w:b w:val="0"/>
-          <w:i w:val="0"/>
-          <w:u w:val="none"/>
-        </w:rPr>
-        <w:t xml:space="preserve"> que digan qué predicados usar y cómo. Volvemos al primer camino, con una capa de indirección.</w:t>
+        <w:t>. Al final del día, la máquina no sabe que los tres hablan de lo mismo, obligando a los ingenieros a imponer, nuevamente, un diccionario estricto por encima de la pizarra.</w:t>
       </w:r>
     </w:p>
     <w:p>
@@ -832,7 +1148,7 @@
           <w:i w:val="0"/>
           <w:u w:val="none"/>
         </w:rPr>
-        <w:t>El cuarto camino es la canonicalización post-hoc.</w:t>
+        <w:t>El cuarto camino: La canonicalización post-hoc.</w:t>
       </w:r>
       <w:r>
         <w:rPr>
@@ -840,7 +1156,69 @@
           <w:i w:val="0"/>
           <w:u w:val="none"/>
         </w:rPr>
-        <w:t xml:space="preserve"> Aceptar que la información va a venir desordenada y construir herramientas que, después del hecho, reconcilien vocabularios. Es lo que hacen los modelos de extracción abierta (OpenIE) [23], los sistemas de fusión de entidades, las técnicas de mapping semántico. Funciona razonablemente cuando hay dos o tres fuentes; se vuelve un trabajo de Sísifo cuando hay cincuenta.</w:t>
+        <w:t xml:space="preserve"> </w:t>
+      </w:r>
+    </w:p>
+    <w:p>
+      <w:r>
+        <w:rPr>
+          <w:b w:val="0"/>
+          <w:i/>
+          <w:u w:val="none"/>
+        </w:rPr>
+        <w:t>Canonicalizar</w:t>
+      </w:r>
+      <w:r>
+        <w:rPr>
+          <w:b w:val="0"/>
+          <w:i w:val="0"/>
+          <w:u w:val="none"/>
+        </w:rPr>
+        <w:t xml:space="preserve"> significa tomar muchas formas distintas de decir algo (como "Bs. As.", "BUE" y "Buenos Aires") y forzarlas hacia un único valor oficial. "Post-hoc" significa que este proceso se hace </w:t>
+      </w:r>
+      <w:r>
+        <w:rPr>
+          <w:b w:val="0"/>
+          <w:i/>
+          <w:u w:val="none"/>
+        </w:rPr>
+        <w:t>después</w:t>
+      </w:r>
+      <w:r>
+        <w:rPr>
+          <w:b w:val="0"/>
+          <w:i w:val="0"/>
+          <w:u w:val="none"/>
+        </w:rPr>
+        <w:t xml:space="preserve"> de que el caos ya ocurrió. Plataformas como OpenIE </w:t>
+      </w:r>
+      <w:r>
+        <w:rPr>
+          <w:rFonts w:ascii="Courier New" w:hAnsi="Courier New"/>
+          <w:b w:val="0"/>
+          <w:i w:val="0"/>
+          <w:sz w:val="20"/>
+          <w:u w:val="none"/>
+        </w:rPr>
+        <w:t>[23]</w:t>
+      </w:r>
+      <w:r>
+        <w:rPr>
+          <w:b w:val="0"/>
+          <w:i w:val="0"/>
+          <w:u w:val="none"/>
+        </w:rPr>
+        <w:t xml:space="preserve"> o los sistemas de limpieza de datos intentan leer millones de registros desordenados y unificarlos a la fuerza mediante algoritmos de inteligencia artificial.</w:t>
+      </w:r>
+    </w:p>
+    <w:p>
+      <w:r>
+        <w:rPr>
+          <w:b w:val="0"/>
+          <w:i w:val="0"/>
+          <w:u w:val="none"/>
+        </w:rPr>
+        <w:t>¿Por qué fallan? Porque limpiar datos a posteriori funciona cuando cruzas tres o cuatro bases de datos. Cuando intentas aplicar modelos probabilísticos para reconciliar la información de cincuenta sistemas corporativos distintos, el esfuerzo computacional y el margen de error se vuelven inmanejables.</w:t>
       </w:r>
     </w:p>
     <w:p>
@@ -901,23 +1279,7 @@
           <w:i w:val="0"/>
           <w:u w:val="none"/>
         </w:rPr>
-        <w:t xml:space="preserve">Cada uno de estos caminos atacó </w:t>
-      </w:r>
-      <w:r>
-        <w:rPr>
-          <w:b w:val="0"/>
-          <w:i/>
-          <w:u w:val="none"/>
-        </w:rPr>
-        <w:t>un síntoma</w:t>
-      </w:r>
-      <w:r>
-        <w:rPr>
-          <w:b w:val="0"/>
-          <w:i w:val="0"/>
-          <w:u w:val="none"/>
-        </w:rPr>
-        <w:t>. Ninguno atacó la causa.</w:t>
+        <w:t>Cada uno de estos caminos fue un triunfo técnico en su área, pero ninguno atacó la enfermedad de fondo; solo aliviaron los síntomas.</w:t>
       </w:r>
     </w:p>
     <w:p>
@@ -925,7 +1287,7 @@
         <w:pStyle w:val="Heading2"/>
       </w:pPr>
       <w:r>
-        <w:t>La causa, sospecho, es esta</w:t>
+        <w:t>La causa de todo el problema</w:t>
       </w:r>
     </w:p>
     <w:p>
@@ -935,7 +1297,7 @@
           <w:i w:val="0"/>
           <w:u w:val="none"/>
         </w:rPr>
-        <w:t xml:space="preserve">La causa, sospecha este libro, es que en todos los caminos anteriores </w:t>
+        <w:t xml:space="preserve">La raíz estructural de esta torre de Babel —y el punto de partida de este libro— es que en todos los intentos anteriores </w:t>
       </w:r>
       <w:r>
         <w:rPr>
@@ -943,7 +1305,7 @@
           <w:i w:val="0"/>
           <w:u w:val="none"/>
         </w:rPr>
-        <w:t>cada dominio se permite inventar su vocabulario desde cero</w:t>
+        <w:t>hemos permitido que cada sector invente su propia forma de entender la realidad desde cero</w:t>
       </w:r>
       <w:r>
         <w:rPr>
@@ -951,7 +1313,7 @@
           <w:i w:val="0"/>
           <w:u w:val="none"/>
         </w:rPr>
-        <w:t>. La biomedicina no hereda nada de la cultura material; el comercio no hereda nada del derecho; la educación no hereda nada del urbanismo. Cada uno construye su pirámide, cada uno desde su base, y luego pagamos integradores para construir puentes entre las pirámides.</w:t>
+        <w:t xml:space="preserve">. </w:t>
       </w:r>
     </w:p>
     <w:p>
@@ -961,7 +1323,7 @@
           <w:i w:val="0"/>
           <w:u w:val="none"/>
         </w:rPr>
-        <w:t>¿Y si la causa fuera más antigua que cualquier dominio? ¿Y si, antes de que existieran la medicina o el comercio, hubiera un vocabulario común — uno tan básico que ningún dominio puede no usarlo?</w:t>
+        <w:t>La ingeniería médica no hereda ninguna estructura de la contabilidad comercial; el comercio no comparte bases con el derecho penal; y la educación diseña bases de datos que no se hablan con el urbanismo. Cada industria construye su pirámide desde la base utilizando planos distintos, y luego nos sorprendemos cuando resulta carísimo contratar programadores para tender puentes colgantes entre las cimas de esas pirámides.</w:t>
       </w:r>
     </w:p>
     <w:p>
@@ -971,7 +1333,17 @@
           <w:i w:val="0"/>
           <w:u w:val="none"/>
         </w:rPr>
-        <w:t>La sospecha de este libro es que ese vocabulario existe, y que está delante de nuestros ojos desde siempre.</w:t>
+        <w:t>¿Qué pasaría si la solución a este caos fuera anterior y mucho más simple que cualquier diseño de base de datos? ¿Qué pasaría si, mucho antes de que existieran los hospitales, los bancos o el comercio internacional, la humanidad ya hubiera desarrollado un esquema cognitivo universal que nadie puede evitar utilizar?</w:t>
+      </w:r>
+    </w:p>
+    <w:p>
+      <w:r>
+        <w:rPr>
+          <w:b w:val="0"/>
+          <w:i w:val="0"/>
+          <w:u w:val="none"/>
+        </w:rPr>
+        <w:t>La hipótesis de este libro es que esa estructura maestra ya existe, y está codificada en la forma en que hablamos y pensamos todos los días.</w:t>
       </w:r>
     </w:p>
     <w:p>
@@ -989,7 +1361,7 @@
           <w:i w:val="0"/>
           <w:u w:val="none"/>
         </w:rPr>
-        <w:t>Volvamos al hecho de la compra. Si pidiera a cualquier persona, sin haberle mostrado los cuatro sistemas, que describiera ese hecho con sus palabras, lo más probable es que diga algo así:</w:t>
+        <w:t>Regresemos al ejemplo de la compra de la camiseta. Si detuviéramos a cualquier persona en la calle —sin conocimientos de bases de datos, ontologías o código SQL— y le pidiéramos que nos describa ese hecho, su respuesta natural sería algo muy parecido a esto:</w:t>
       </w:r>
     </w:p>
     <w:p>
@@ -1010,7 +1382,7 @@
           <w:i w:val="0"/>
           <w:u w:val="none"/>
         </w:rPr>
-        <w:t xml:space="preserve">Sin esfuerzo, sin saber ni una línea de modelado de datos, sin haber estudiado nunca semántica formal, la persona produce una descripción </w:t>
+        <w:t xml:space="preserve">Cualquier ser humano es capaz de producir una descripción </w:t>
       </w:r>
       <w:r>
         <w:rPr>
@@ -1018,7 +1390,7 @@
           <w:i w:val="0"/>
           <w:u w:val="none"/>
         </w:rPr>
-        <w:t>completa, estructurada y combinable</w:t>
+        <w:t>estructurada, completa y combinable</w:t>
       </w:r>
       <w:r>
         <w:rPr>
@@ -1026,7 +1398,7 @@
           <w:i w:val="0"/>
           <w:u w:val="none"/>
         </w:rPr>
-        <w:t>. La produce porque el lenguaje natural ya tiene incorporada esa estructura — y la tiene porque la mente humana parece descomponer los hechos del mundo por ese mismo conjunto de preguntas.</w:t>
+        <w:t xml:space="preserve"> sin el menor esfuerzo. Esto ocurre porque nuestra mente no percibe el mundo como un bloque de texto desordenado ni como tablas de Excel; nuestro cerebro descompone automáticamente cualquier evento de la realidad utilizando un conjunto muy reducido de preguntas fundamentales.</w:t>
       </w:r>
     </w:p>
     <w:p>
@@ -1036,17 +1408,99 @@
           <w:i w:val="0"/>
           <w:u w:val="none"/>
         </w:rPr>
-        <w:t>No es una coincidencia. Cuatro tradiciones independientes han llegado a la misma conclusión.</w:t>
+        <w:t>Que todos pensemos así no es una casualidad evolutiva. A lo largo de la historia, cuatro grandes áreas del conocimiento humano, trabajando de forma independiente y separadas por siglos, llegaron exactamente a la misma conclusión estructural:</w:t>
       </w:r>
     </w:p>
     <w:p>
+      <w:pPr>
+        <w:pStyle w:val="ListNumber"/>
+      </w:pPr>
       <w:r>
         <w:rPr>
           <w:b w:val="0"/>
           <w:i w:val="0"/>
           <w:u w:val="none"/>
         </w:rPr>
-        <w:t xml:space="preserve">Los romanos del siglo I, al pensar la ética, listaban las </w:t>
+        <w:t xml:space="preserve"> </w:t>
+      </w:r>
+      <w:r>
+        <w:rPr>
+          <w:b/>
+          <w:i w:val="0"/>
+          <w:u w:val="none"/>
+        </w:rPr>
+        <w:t>Aristóteles (Siglo IV a. C.):</w:t>
+      </w:r>
+      <w:r>
+        <w:rPr>
+          <w:b w:val="0"/>
+          <w:i w:val="0"/>
+          <w:u w:val="none"/>
+        </w:rPr>
+        <w:t xml:space="preserve"> En su texto </w:t>
+      </w:r>
+      <w:r>
+        <w:rPr>
+          <w:b w:val="0"/>
+          <w:i/>
+          <w:u w:val="none"/>
+        </w:rPr>
+        <w:t>Ética a Nicómaco</w:t>
+      </w:r>
+      <w:r>
+        <w:rPr>
+          <w:b w:val="0"/>
+          <w:i w:val="0"/>
+          <w:u w:val="none"/>
+        </w:rPr>
+        <w:t xml:space="preserve">, el filósofo griego analizó la moralidad de las acciones humanas </w:t>
+      </w:r>
+      <w:r>
+        <w:rPr>
+          <w:rFonts w:ascii="Courier New" w:hAnsi="Courier New"/>
+          <w:b w:val="0"/>
+          <w:i w:val="0"/>
+          <w:sz w:val="20"/>
+          <w:u w:val="none"/>
+        </w:rPr>
+        <w:t>[1]</w:t>
+      </w:r>
+      <w:r>
+        <w:rPr>
+          <w:b w:val="0"/>
+          <w:i w:val="0"/>
+          <w:u w:val="none"/>
+        </w:rPr>
+        <w:t>. Para determinar si un acto fue voluntario o un accidente, Aristóteles dedujo que era matemáticamente imposible entender el contexto sin aislar a la persona (quién), el acto (qué), el instrumento (con qué) y la motivación (por qué).</w:t>
+      </w:r>
+    </w:p>
+    <w:p>
+      <w:pPr>
+        <w:pStyle w:val="ListNumber"/>
+      </w:pPr>
+      <w:r>
+        <w:rPr>
+          <w:b w:val="0"/>
+          <w:i w:val="0"/>
+          <w:u w:val="none"/>
+        </w:rPr>
+        <w:t xml:space="preserve"> </w:t>
+      </w:r>
+      <w:r>
+        <w:rPr>
+          <w:b/>
+          <w:i w:val="0"/>
+          <w:u w:val="none"/>
+        </w:rPr>
+        <w:t>Los juristas romanos (Siglo I):</w:t>
+      </w:r>
+      <w:r>
+        <w:rPr>
+          <w:b w:val="0"/>
+          <w:i w:val="0"/>
+          <w:u w:val="none"/>
+        </w:rPr>
+        <w:t xml:space="preserve"> Al sentar las bases del derecho, formalizaron las llamadas </w:t>
       </w:r>
       <w:r>
         <w:rPr>
@@ -1062,7 +1516,7 @@
           <w:i w:val="0"/>
           <w:u w:val="none"/>
         </w:rPr>
-        <w:t xml:space="preserve"> del acto: </w:t>
+        <w:t xml:space="preserve"> (las circunstancias del delito): </w:t>
       </w:r>
       <w:r>
         <w:rPr>
@@ -1078,25 +1532,17 @@
           <w:i w:val="0"/>
           <w:u w:val="none"/>
         </w:rPr>
-        <w:t xml:space="preserve"> — quién, qué, dónde, cuándo, por qué, cómo [2]. La pregunta era moral: para juzgar un acto hay que reconstruirlo en sus circunstancias. La estructura, sin proponérselo, era universal.</w:t>
-      </w:r>
-    </w:p>
-    <w:p>
-      <w:r>
-        <w:rPr>
-          <w:b w:val="0"/>
-          <w:i w:val="0"/>
-          <w:u w:val="none"/>
-        </w:rPr>
-        <w:t xml:space="preserve">Doce siglos antes, Aristóteles, en la </w:t>
+        <w:t xml:space="preserve"> (quién, qué, dónde, cuándo, por qué y cómo) </w:t>
       </w:r>
       <w:r>
         <w:rPr>
+          <w:rFonts w:ascii="Courier New" w:hAnsi="Courier New"/>
           <w:b w:val="0"/>
-          <w:i/>
+          <w:i w:val="0"/>
+          <w:sz w:val="20"/>
           <w:u w:val="none"/>
         </w:rPr>
-        <w:t>Ética a Nicómaco</w:t>
+        <w:t>[2]</w:t>
       </w:r>
       <w:r>
         <w:rPr>
@@ -1104,17 +1550,36 @@
           <w:i w:val="0"/>
           <w:u w:val="none"/>
         </w:rPr>
-        <w:t>, usaba la misma descomposición — aunque en griego — para diferenciar la responsabilidad voluntaria de la involuntaria [1]. Quien quiera entender por qué alguien hizo algo necesita preguntarse las mismas siete u ocho cosas, en cualquier orden, sin que ninguna pueda sustituir a las otras.</w:t>
+        <w:t>. Sin responder a este esqueleto, ninguna argumentación legal era válida.</w:t>
       </w:r>
     </w:p>
     <w:p>
+      <w:pPr>
+        <w:pStyle w:val="ListNumber"/>
+      </w:pPr>
       <w:r>
         <w:rPr>
           <w:b w:val="0"/>
           <w:i w:val="0"/>
           <w:u w:val="none"/>
         </w:rPr>
-        <w:t xml:space="preserve">A finales del siglo XIX y comienzos del XX, las escuelas de periodismo norteamericanas formalizaron los </w:t>
+        <w:t xml:space="preserve"> </w:t>
+      </w:r>
+      <w:r>
+        <w:rPr>
+          <w:b/>
+          <w:i w:val="0"/>
+          <w:u w:val="none"/>
+        </w:rPr>
+        <w:t>El periodismo norteamericano (Finales del Siglo XIX):</w:t>
+      </w:r>
+      <w:r>
+        <w:rPr>
+          <w:b w:val="0"/>
+          <w:i w:val="0"/>
+          <w:u w:val="none"/>
+        </w:rPr>
+        <w:t xml:space="preserve"> En las primeras escuelas de comunicación se estandarizó la regla de las </w:t>
       </w:r>
       <w:r>
         <w:rPr>
@@ -1130,7 +1595,7 @@
           <w:i w:val="0"/>
           <w:u w:val="none"/>
         </w:rPr>
-        <w:t xml:space="preserve">: </w:t>
+        <w:t xml:space="preserve"> (</w:t>
       </w:r>
       <w:r>
         <w:rPr>
@@ -1146,17 +1611,54 @@
           <w:i w:val="0"/>
           <w:u w:val="none"/>
         </w:rPr>
-        <w:t xml:space="preserve"> [3]. Cualquier noticia publicable debía responder esas seis preguntas en sus primeras líneas. Un periodista que olvidaba una de ellas dejaba la nota incompleta, no por convención académica sino porque el lector lo notaba.</w:t>
+        <w:t xml:space="preserve">) </w:t>
       </w:r>
-    </w:p>
-    <w:p>
+      <w:r>
+        <w:rPr>
+          <w:rFonts w:ascii="Courier New" w:hAnsi="Courier New"/>
+          <w:b w:val="0"/>
+          <w:i w:val="0"/>
+          <w:sz w:val="20"/>
+          <w:u w:val="none"/>
+        </w:rPr>
+        <w:t>[3]</w:t>
+      </w:r>
       <w:r>
         <w:rPr>
           <w:b w:val="0"/>
           <w:i w:val="0"/>
           <w:u w:val="none"/>
         </w:rPr>
-        <w:t xml:space="preserve">Y a mediados del siglo XX, la lingüística formal redescubrió las mismas categorías como </w:t>
+        <w:t>. Se comprobó que, si una noticia omitía una sola de estas dimensiones en su primer párrafo, el lector humano sentía intuitivamente que la historia estaba incompleta.</w:t>
+      </w:r>
+    </w:p>
+    <w:p>
+      <w:pPr>
+        <w:pStyle w:val="ListNumber"/>
+      </w:pPr>
+      <w:r>
+        <w:rPr>
+          <w:b w:val="0"/>
+          <w:i w:val="0"/>
+          <w:u w:val="none"/>
+        </w:rPr>
+        <w:t xml:space="preserve"> </w:t>
+      </w:r>
+      <w:r>
+        <w:rPr>
+          <w:b/>
+          <w:i w:val="0"/>
+          <w:u w:val="none"/>
+        </w:rPr>
+        <w:t>La lingüística formal (Mediados del Siglo XX):</w:t>
+      </w:r>
+      <w:r>
+        <w:rPr>
+          <w:b w:val="0"/>
+          <w:i w:val="0"/>
+          <w:u w:val="none"/>
+        </w:rPr>
+        <w:t xml:space="preserve"> Los científicos del lenguaje descubrieron que esta estructura no depende de la cultura. Al estudiar cientos de idiomas, categorizaron estos espacios mentales bajo el concepto de </w:t>
       </w:r>
       <w:r>
         <w:rPr>
@@ -1172,7 +1674,25 @@
           <w:i w:val="0"/>
           <w:u w:val="none"/>
         </w:rPr>
-        <w:t>: agente, paciente, instrumento, locativo, temporal, beneficiario [24]. Cada verbo del lenguaje natural distribuye sus argumentos por esos roles, en cualquier idioma humano estudiado hasta hoy.</w:t>
+        <w:t xml:space="preserve"> </w:t>
+      </w:r>
+      <w:r>
+        <w:rPr>
+          <w:rFonts w:ascii="Courier New" w:hAnsi="Courier New"/>
+          <w:b w:val="0"/>
+          <w:i w:val="0"/>
+          <w:sz w:val="20"/>
+          <w:u w:val="none"/>
+        </w:rPr>
+        <w:t>[24]</w:t>
+      </w:r>
+      <w:r>
+        <w:rPr>
+          <w:b w:val="0"/>
+          <w:i w:val="0"/>
+          <w:u w:val="none"/>
+        </w:rPr>
+        <w:t>. Comprobaron que, sin importar si hablas quechua, mandarín o inglés, tu cerebro distribuye automáticamente a los actores de una oración en casilleros fijos: el agente (quién), la locación (dónde), la temporalidad (cuándo).</w:t>
       </w:r>
     </w:p>
     <w:p>
@@ -1182,7 +1702,7 @@
           <w:i w:val="0"/>
           <w:u w:val="none"/>
         </w:rPr>
-        <w:t>Cuatro tradiciones — filosofía moral, retórica, periodismo, lingüística formal — convergieron, sin coordinarse, en el mismo conjunto reducido de preguntas. Esa convergencia es la pista que persigue este libro.</w:t>
+        <w:t>La filosofía, el derecho, el periodismo y la neurociencia lingüística descubrieron el mismo mecanismo cognitivo. Esa convergencia histórica es la pista arquitectónica más valiosa que tenemos.</w:t>
       </w:r>
     </w:p>
     <w:p>
@@ -1200,7 +1720,7 @@
           <w:i w:val="0"/>
           <w:u w:val="none"/>
         </w:rPr>
-        <w:t>Si las preguntas son tan estables, tan repetidas, tan profundamente ligadas a cómo hablamos y a cómo pensamos los hechos, ¿no sería razonable usarlas como esqueleto de cualquier sistema que pretenda almacenar y consultar información del mundo?</w:t>
+        <w:t>Si este vector de preguntas es la forma estable y universal en la que la mente procesa los hechos, el paso lógico más inteligente que podemos dar en la ingeniería de software es utilizar este mismo esquema como la estructura central de nuestras bases de datos.</w:t>
       </w:r>
     </w:p>
     <w:p>
@@ -1210,7 +1730,7 @@
           <w:i w:val="0"/>
           <w:u w:val="none"/>
         </w:rPr>
-        <w:t>Reformulemos la apuesta en términos arquitectónicos. La propuesta de este libro es:</w:t>
+        <w:t>La propuesta fundacional de este libro se resume en este principio:</w:t>
       </w:r>
     </w:p>
     <w:p>
@@ -1221,7 +1741,7 @@
         <w:rPr>
           <w:i/>
         </w:rPr>
-        <w:t>**Existe un conjunto pequeño y fijo de preguntas — del orden de ocho — que basta para indexar cualquier hecho del mundo, en cualquier dominio, en cualquier idioma. Si construimos nuestros sistemas alrededor de esas preguntas en lugar de alrededor del vocabulario de cada dominio, la torre de Babel deja de levantarse.**</w:t>
+        <w:t>**Existe un conjunto reducido y estable de preguntas primarias —aproximadamente ocho— que posee la capacidad descriptiva suficiente para modelar y organizar cualquier hecho factual, en cualquier dominio industrial y en cualquier idioma. Al diseñar los esquemas de bases de datos alrededor de estas coordenadas cognitivas, en lugar de utilizar terminologías especializadas, se neutraliza de raíz la fragmentación semántica de los datos.**</w:t>
       </w:r>
     </w:p>
     <w:p>
@@ -1231,70 +1751,7 @@
           <w:i w:val="0"/>
           <w:u w:val="none"/>
         </w:rPr>
-        <w:t>La afirmación es fuerte. Tres palabras concentran la apuesta:</w:t>
-      </w:r>
-    </w:p>
-    <w:p>
-      <w:pPr>
-        <w:pStyle w:val="ListBullet"/>
-      </w:pPr>
-      <w:r>
-        <w:rPr>
-          <w:b/>
-          <w:i w:val="0"/>
-          <w:u w:val="none"/>
-        </w:rPr>
-        <w:t>Pequeño</w:t>
-      </w:r>
-      <w:r>
-        <w:rPr>
-          <w:b w:val="0"/>
-          <w:i w:val="0"/>
-          <w:u w:val="none"/>
-        </w:rPr>
-        <w:t>: no es una taxonomía de mil categorías. Es un esqueleto reducido.</w:t>
-      </w:r>
-    </w:p>
-    <w:p>
-      <w:pPr>
-        <w:pStyle w:val="ListBullet"/>
-      </w:pPr>
-      <w:r>
-        <w:rPr>
-          <w:b/>
-          <w:i w:val="0"/>
-          <w:u w:val="none"/>
-        </w:rPr>
-        <w:t>Fijo</w:t>
-      </w:r>
-      <w:r>
-        <w:rPr>
-          <w:b w:val="0"/>
-          <w:i w:val="0"/>
-          <w:u w:val="none"/>
-        </w:rPr>
-        <w:t>: no se expande con cada dominio nuevo. Los dominios se acomodan al esqueleto, no al revés.</w:t>
-      </w:r>
-    </w:p>
-    <w:p>
-      <w:pPr>
-        <w:pStyle w:val="ListBullet"/>
-      </w:pPr>
-      <w:r>
-        <w:rPr>
-          <w:b/>
-          <w:i w:val="0"/>
-          <w:u w:val="none"/>
-        </w:rPr>
-        <w:t>Universal</w:t>
-      </w:r>
-      <w:r>
-        <w:rPr>
-          <w:b w:val="0"/>
-          <w:i w:val="0"/>
-          <w:u w:val="none"/>
-        </w:rPr>
-        <w:t>: no es para un dominio específico. Es anterior a cualquiera.</w:t>
+        <w:t xml:space="preserve">La validación ya está hecha —los ocho dominios del prototipo que presentaremos lo demuestran—, y a partir de este punto, la ingeniería de sistemas habilita una optimización estructural en dos frentes masivos. </w:t>
       </w:r>
     </w:p>
     <w:p>
@@ -1304,7 +1761,7 @@
           <w:i w:val="0"/>
           <w:u w:val="none"/>
         </w:rPr>
-        <w:t>Si la apuesta funciona, dos cosas cambian de raíz. Primero, los integradores ya no traducen entre vocabularios incompatibles: traducen entre dialectos del mismo idioma. Segundo, cualquier sistema de inteligencia artificial — un modelo de lenguaje, un agente automatizado, un buscador — puede operar sobre información de cualquier dominio sin reentrenamiento específico, porque la información viene marcada en un esqueleto que el modelo ya entiende, casi por construcción, desde su entrenamiento sobre lenguaje natural.</w:t>
+        <w:t>Primero, conectar sistemas informáticos dejará de ser una pesadilla artesanal. Hoy en día, cada vez que dos empresas necesitan cruzar información, hay que programar "puentes" manuales a medida para traducir los datos de un lado al otro. Con este modelo, eso se acaba. Al apoyarnos todos en este mismo esqueleto de preguntas, las integraciones dejan de ser proyectos complejos y se vuelven conexiones directas, casi como usar un adaptador universal.</w:t>
       </w:r>
     </w:p>
     <w:p>
@@ -1314,15 +1771,71 @@
           <w:i w:val="0"/>
           <w:u w:val="none"/>
         </w:rPr>
-        <w:t>Y si no funciona, al menos habremos entendido por qué no se puede, lo cual también es un avance.</w:t>
+        <w:t xml:space="preserve">Segundo —y esto es quizá lo más potente—, las inteligencias artificiales actuales van a poder entender la información de cualquier empresa a la primera. Piénsalo de este modo: los modelos como ChatGPT aprendieron a razonar leyendo textos humanos, y nuestro lenguaje natural ya viene ordenado instintivamente por </w:t>
       </w:r>
-    </w:p>
-    <w:p>
-      <w:pPr>
-        <w:pStyle w:val="Heading2"/>
-      </w:pPr>
       <w:r>
-        <w:t>Lo que viene en los próximos capítulos</w:t>
+        <w:rPr>
+          <w:b w:val="0"/>
+          <w:i/>
+          <w:u w:val="none"/>
+        </w:rPr>
+        <w:t>quién</w:t>
+      </w:r>
+      <w:r>
+        <w:rPr>
+          <w:b w:val="0"/>
+          <w:i w:val="0"/>
+          <w:u w:val="none"/>
+        </w:rPr>
+        <w:t xml:space="preserve">, </w:t>
+      </w:r>
+      <w:r>
+        <w:rPr>
+          <w:b w:val="0"/>
+          <w:i/>
+          <w:u w:val="none"/>
+        </w:rPr>
+        <w:t>qué</w:t>
+      </w:r>
+      <w:r>
+        <w:rPr>
+          <w:b w:val="0"/>
+          <w:i w:val="0"/>
+          <w:u w:val="none"/>
+        </w:rPr>
+        <w:t xml:space="preserve">, </w:t>
+      </w:r>
+      <w:r>
+        <w:rPr>
+          <w:b w:val="0"/>
+          <w:i/>
+          <w:u w:val="none"/>
+        </w:rPr>
+        <w:t>dónde</w:t>
+      </w:r>
+      <w:r>
+        <w:rPr>
+          <w:b w:val="0"/>
+          <w:i w:val="0"/>
+          <w:u w:val="none"/>
+        </w:rPr>
+        <w:t xml:space="preserve"> y </w:t>
+      </w:r>
+      <w:r>
+        <w:rPr>
+          <w:b w:val="0"/>
+          <w:i/>
+          <w:u w:val="none"/>
+        </w:rPr>
+        <w:t>cuándo</w:t>
+      </w:r>
+      <w:r>
+        <w:rPr>
+          <w:b w:val="0"/>
+          <w:i w:val="0"/>
+          <w:u w:val="none"/>
+        </w:rPr>
+        <w:t>. Si estructuramos los datos de un negocio utilizando exactamente esa misma lógica, la IA los va a poder leer y analizar de forma natural. De un plumazo, eliminamos la necesidad de gastar fortunas o meses de trabajo intentando "traducirle" a la máquina cómo funcionan los archivos internos de la compañía.</w:t>
       </w:r>
     </w:p>
     <w:p>
@@ -1332,51 +1845,7 @@
           <w:i w:val="0"/>
           <w:u w:val="none"/>
         </w:rPr>
-        <w:t>El resto de la Parte I trabaja la idea desde dos lados. El capítulo 2 retrocede en el tiempo: recorre las cuatro tradiciones — Aristóteles, los romanos, el periodismo y la lingüística formal — para mostrar que la convergencia es real y no una proyección romántica del autor. El capítulo 3 hace lo opuesto, mira hacia los lados: revisa con detalle qué hicieron las tentativas existentes — 5W1H operativo, RDF, ontologías de dominio, schemas universales — y dónde encaja la propuesta de este libro entre ellas.</w:t>
-      </w:r>
-    </w:p>
-    <w:p>
-      <w:r>
-        <w:rPr>
-          <w:b w:val="0"/>
-          <w:i w:val="0"/>
-          <w:u w:val="none"/>
-        </w:rPr>
-        <w:t xml:space="preserve">A partir de la Parte II, dejamos la motivación atrás y construimos. Una a una, las ocho coordenadas: </w:t>
-      </w:r>
-      <w:r>
-        <w:rPr>
-          <w:b/>
-          <w:i w:val="0"/>
-          <w:u w:val="none"/>
-        </w:rPr>
-        <w:t>quién, qué, dónde, cuándo, cuánto, cuál, cómo y clase</w:t>
-      </w:r>
-      <w:r>
-        <w:rPr>
-          <w:b w:val="0"/>
-          <w:i w:val="0"/>
-          <w:u w:val="none"/>
-        </w:rPr>
-        <w:t xml:space="preserve">. Cada una con sus particularidades, sus trampas, sus convenciones. Cada una sometida a la pregunta dura: </w:t>
-      </w:r>
-      <w:r>
-        <w:rPr>
-          <w:b w:val="0"/>
-          <w:i/>
-          <w:u w:val="none"/>
-        </w:rPr>
-        <w:t>¿esto es realmente un eje, o se reduce a otro?</w:t>
-      </w:r>
-    </w:p>
-    <w:p>
-      <w:r>
-        <w:rPr>
-          <w:b w:val="0"/>
-          <w:i w:val="0"/>
-          <w:u w:val="none"/>
-        </w:rPr>
-        <w:t>Pero antes de construir, conviene haber entendido bien lo que se intenta reemplazar. Por eso, el capítulo siguiente vuelve atrás veinte siglos, a un filósofo griego que ya hacía estas preguntas cuando todavía no había bases de datos, ni siquiera escritura cómoda — solo la convicción, ya formada, de que para entender un hecho hay que saber descomponerlo en sus dimensiones.</w:t>
+        <w:t>En los capítulos siguientes iremos viendo los antecedentes y esfuerzos que se hicieron antes de llegar a demostrar que el modelo definitivamente funciona.</w:t>
       </w:r>
     </w:p>
     <w:sectPr>
